--- a/projects/R&D_DDD_3rd/이력서_박동일.docx
+++ b/projects/R&D_DDD_3rd/이력서_박동일.docx
@@ -4,19 +4,26 @@
   <w:body>
     <w:p>
       <w:pPr>
-        <w:pStyle w:val="Title"/>
         <w:jc w:val="center"/>
       </w:pPr>
       <w:r>
+        <w:rPr>
+          <w:rFonts w:ascii="맑은 고딕" w:hAnsi="맑은 고딕" w:eastAsia="맑은 고딕"/>
+          <w:b/>
+          <w:sz w:val="48"/>
+        </w:rPr>
         <w:t>이 력 서</w:t>
       </w:r>
     </w:p>
+    <w:p/>
     <w:p>
-      <w:pPr>
-        <w:pStyle w:val="Heading1"/>
-      </w:pPr>
       <w:r>
-        <w:t>인적사항</w:t>
+        <w:rPr>
+          <w:rFonts w:ascii="맑은 고딕" w:hAnsi="맑은 고딕" w:eastAsia="맑은 고딕"/>
+          <w:b/>
+          <w:sz w:val="28"/>
+        </w:rPr>
+        <w:t>■ 인적사항</w:t>
       </w:r>
     </w:p>
     <w:tbl>
@@ -37,6 +44,11 @@
           </w:tcPr>
           <w:p>
             <w:r>
+              <w:rPr>
+                <w:rFonts w:ascii="맑은 고딕" w:hAnsi="맑은 고딕" w:eastAsia="맑은 고딕"/>
+                <w:b/>
+                <w:sz w:val="20"/>
+              </w:rPr>
               <w:t>성명</w:t>
             </w:r>
           </w:p>
@@ -47,6 +59,10 @@
           </w:tcPr>
           <w:p>
             <w:r>
+              <w:rPr>
+                <w:rFonts w:ascii="맑은 고딕" w:hAnsi="맑은 고딕" w:eastAsia="맑은 고딕"/>
+                <w:sz w:val="20"/>
+              </w:rPr>
               <w:t>박동일</w:t>
             </w:r>
           </w:p>
@@ -60,6 +76,11 @@
           </w:tcPr>
           <w:p>
             <w:r>
+              <w:rPr>
+                <w:rFonts w:ascii="맑은 고딕" w:hAnsi="맑은 고딕" w:eastAsia="맑은 고딕"/>
+                <w:b/>
+                <w:sz w:val="20"/>
+              </w:rPr>
               <w:t>소속</w:t>
             </w:r>
           </w:p>
@@ -70,6 +91,10 @@
           </w:tcPr>
           <w:p>
             <w:r>
+              <w:rPr>
+                <w:rFonts w:ascii="맑은 고딕" w:hAnsi="맑은 고딕" w:eastAsia="맑은 고딕"/>
+                <w:sz w:val="20"/>
+              </w:rPr>
               <w:t>㈜위브원 보조원</w:t>
             </w:r>
           </w:p>
@@ -83,6 +108,11 @@
           </w:tcPr>
           <w:p>
             <w:r>
+              <w:rPr>
+                <w:rFonts w:ascii="맑은 고딕" w:hAnsi="맑은 고딕" w:eastAsia="맑은 고딕"/>
+                <w:b/>
+                <w:sz w:val="20"/>
+              </w:rPr>
               <w:t>역할</w:t>
             </w:r>
           </w:p>
@@ -93,6 +123,10 @@
           </w:tcPr>
           <w:p>
             <w:r>
+              <w:rPr>
+                <w:rFonts w:ascii="맑은 고딕" w:hAnsi="맑은 고딕" w:eastAsia="맑은 고딕"/>
+                <w:sz w:val="20"/>
+              </w:rPr>
               <w:t>행정·IR 지원</w:t>
             </w:r>
           </w:p>
@@ -101,11 +135,13 @@
     </w:tbl>
     <w:p/>
     <w:p>
-      <w:pPr>
-        <w:pStyle w:val="Heading1"/>
-      </w:pPr>
       <w:r>
-        <w:t>학력</w:t>
+        <w:rPr>
+          <w:rFonts w:ascii="맑은 고딕" w:hAnsi="맑은 고딕" w:eastAsia="맑은 고딕"/>
+          <w:b/>
+          <w:sz w:val="28"/>
+        </w:rPr>
+        <w:t>■ 학력</w:t>
       </w:r>
     </w:p>
     <w:tbl>
@@ -128,6 +164,11 @@
           </w:tcPr>
           <w:p>
             <w:r>
+              <w:rPr>
+                <w:rFonts w:ascii="맑은 고딕" w:hAnsi="맑은 고딕" w:eastAsia="맑은 고딕"/>
+                <w:b/>
+                <w:sz w:val="20"/>
+              </w:rPr>
               <w:t>기간</w:t>
             </w:r>
           </w:p>
@@ -139,6 +180,11 @@
           </w:tcPr>
           <w:p>
             <w:r>
+              <w:rPr>
+                <w:rFonts w:ascii="맑은 고딕" w:hAnsi="맑은 고딕" w:eastAsia="맑은 고딕"/>
+                <w:b/>
+                <w:sz w:val="20"/>
+              </w:rPr>
               <w:t>학교</w:t>
             </w:r>
           </w:p>
@@ -150,6 +196,11 @@
           </w:tcPr>
           <w:p>
             <w:r>
+              <w:rPr>
+                <w:rFonts w:ascii="맑은 고딕" w:hAnsi="맑은 고딕" w:eastAsia="맑은 고딕"/>
+                <w:b/>
+                <w:sz w:val="20"/>
+              </w:rPr>
               <w:t>전공</w:t>
             </w:r>
           </w:p>
@@ -161,6 +212,11 @@
           </w:tcPr>
           <w:p>
             <w:r>
+              <w:rPr>
+                <w:rFonts w:ascii="맑은 고딕" w:hAnsi="맑은 고딕" w:eastAsia="맑은 고딕"/>
+                <w:b/>
+                <w:sz w:val="20"/>
+              </w:rPr>
               <w:t>학위</w:t>
             </w:r>
           </w:p>
@@ -173,6 +229,10 @@
           </w:tcPr>
           <w:p>
             <w:r>
+              <w:rPr>
+                <w:rFonts w:ascii="맑은 고딕" w:hAnsi="맑은 고딕" w:eastAsia="맑은 고딕"/>
+                <w:sz w:val="20"/>
+              </w:rPr>
               <w:t>2018.03 ~ 2024.02</w:t>
             </w:r>
           </w:p>
@@ -183,6 +243,10 @@
           </w:tcPr>
           <w:p>
             <w:r>
+              <w:rPr>
+                <w:rFonts w:ascii="맑은 고딕" w:hAnsi="맑은 고딕" w:eastAsia="맑은 고딕"/>
+                <w:sz w:val="20"/>
+              </w:rPr>
               <w:t>한밭대학교</w:t>
             </w:r>
           </w:p>
@@ -193,6 +257,10 @@
           </w:tcPr>
           <w:p>
             <w:r>
+              <w:rPr>
+                <w:rFonts w:ascii="맑은 고딕" w:hAnsi="맑은 고딕" w:eastAsia="맑은 고딕"/>
+                <w:sz w:val="20"/>
+              </w:rPr>
               <w:t>회계학</w:t>
             </w:r>
           </w:p>
@@ -203,6 +271,10 @@
           </w:tcPr>
           <w:p>
             <w:r>
+              <w:rPr>
+                <w:rFonts w:ascii="맑은 고딕" w:hAnsi="맑은 고딕" w:eastAsia="맑은 고딕"/>
+                <w:sz w:val="20"/>
+              </w:rPr>
               <w:t>학사</w:t>
             </w:r>
           </w:p>
@@ -211,11 +283,13 @@
     </w:tbl>
     <w:p/>
     <w:p>
-      <w:pPr>
-        <w:pStyle w:val="Heading1"/>
-      </w:pPr>
       <w:r>
-        <w:t>경력사항</w:t>
+        <w:rPr>
+          <w:rFonts w:ascii="맑은 고딕" w:hAnsi="맑은 고딕" w:eastAsia="맑은 고딕"/>
+          <w:b/>
+          <w:sz w:val="28"/>
+        </w:rPr>
+        <w:t>■ 경력사항</w:t>
       </w:r>
     </w:p>
     <w:tbl>
@@ -238,6 +312,11 @@
           </w:tcPr>
           <w:p>
             <w:r>
+              <w:rPr>
+                <w:rFonts w:ascii="맑은 고딕" w:hAnsi="맑은 고딕" w:eastAsia="맑은 고딕"/>
+                <w:b/>
+                <w:sz w:val="20"/>
+              </w:rPr>
               <w:t>기간</w:t>
             </w:r>
           </w:p>
@@ -249,6 +328,11 @@
           </w:tcPr>
           <w:p>
             <w:r>
+              <w:rPr>
+                <w:rFonts w:ascii="맑은 고딕" w:hAnsi="맑은 고딕" w:eastAsia="맑은 고딕"/>
+                <w:b/>
+                <w:sz w:val="20"/>
+              </w:rPr>
               <w:t>회사명</w:t>
             </w:r>
           </w:p>
@@ -260,6 +344,11 @@
           </w:tcPr>
           <w:p>
             <w:r>
+              <w:rPr>
+                <w:rFonts w:ascii="맑은 고딕" w:hAnsi="맑은 고딕" w:eastAsia="맑은 고딕"/>
+                <w:b/>
+                <w:sz w:val="20"/>
+              </w:rPr>
               <w:t>직위</w:t>
             </w:r>
           </w:p>
@@ -271,6 +360,11 @@
           </w:tcPr>
           <w:p>
             <w:r>
+              <w:rPr>
+                <w:rFonts w:ascii="맑은 고딕" w:hAnsi="맑은 고딕" w:eastAsia="맑은 고딕"/>
+                <w:b/>
+                <w:sz w:val="20"/>
+              </w:rPr>
               <w:t>담당 업무</w:t>
             </w:r>
           </w:p>
@@ -283,6 +377,10 @@
           </w:tcPr>
           <w:p>
             <w:r>
+              <w:rPr>
+                <w:rFonts w:ascii="맑은 고딕" w:hAnsi="맑은 고딕" w:eastAsia="맑은 고딕"/>
+                <w:sz w:val="20"/>
+              </w:rPr>
               <w:t>2022.09 ~ 2024.08</w:t>
             </w:r>
           </w:p>
@@ -293,6 +391,10 @@
           </w:tcPr>
           <w:p>
             <w:r>
+              <w:rPr>
+                <w:rFonts w:ascii="맑은 고딕" w:hAnsi="맑은 고딕" w:eastAsia="맑은 고딕"/>
+                <w:sz w:val="20"/>
+              </w:rPr>
               <w:t>패션 커머스 스타트업</w:t>
             </w:r>
           </w:p>
@@ -303,6 +405,10 @@
           </w:tcPr>
           <w:p>
             <w:r>
+              <w:rPr>
+                <w:rFonts w:ascii="맑은 고딕" w:hAnsi="맑은 고딕" w:eastAsia="맑은 고딕"/>
+                <w:sz w:val="20"/>
+              </w:rPr>
               <w:t>경영지원</w:t>
             </w:r>
           </w:p>
@@ -313,6 +419,10 @@
           </w:tcPr>
           <w:p>
             <w:r>
+              <w:rPr>
+                <w:rFonts w:ascii="맑은 고딕" w:hAnsi="맑은 고딕" w:eastAsia="맑은 고딕"/>
+                <w:sz w:val="20"/>
+              </w:rPr>
               <w:t>TIPS R&amp;D 과제 행정·예산 관리</w:t>
             </w:r>
           </w:p>
@@ -325,6 +435,10 @@
           </w:tcPr>
           <w:p>
             <w:r>
+              <w:rPr>
+                <w:rFonts w:ascii="맑은 고딕" w:hAnsi="맑은 고딕" w:eastAsia="맑은 고딕"/>
+                <w:sz w:val="20"/>
+              </w:rPr>
               <w:t>2024.09 ~ 현재</w:t>
             </w:r>
           </w:p>
@@ -335,6 +449,10 @@
           </w:tcPr>
           <w:p>
             <w:r>
+              <w:rPr>
+                <w:rFonts w:ascii="맑은 고딕" w:hAnsi="맑은 고딕" w:eastAsia="맑은 고딕"/>
+                <w:sz w:val="20"/>
+              </w:rPr>
               <w:t>㈜위브원</w:t>
             </w:r>
           </w:p>
@@ -345,6 +463,10 @@
           </w:tcPr>
           <w:p>
             <w:r>
+              <w:rPr>
+                <w:rFonts w:ascii="맑은 고딕" w:hAnsi="맑은 고딕" w:eastAsia="맑은 고딕"/>
+                <w:sz w:val="20"/>
+              </w:rPr>
               <w:t>보조원</w:t>
             </w:r>
           </w:p>
@@ -355,6 +477,10 @@
           </w:tcPr>
           <w:p>
             <w:r>
+              <w:rPr>
+                <w:rFonts w:ascii="맑은 고딕" w:hAnsi="맑은 고딕" w:eastAsia="맑은 고딕"/>
+                <w:sz w:val="20"/>
+              </w:rPr>
               <w:t>정부과제 행정·예산 관리, IR 지원</w:t>
             </w:r>
           </w:p>
@@ -363,11 +489,13 @@
     </w:tbl>
     <w:p/>
     <w:p>
-      <w:pPr>
-        <w:pStyle w:val="Heading1"/>
-      </w:pPr>
       <w:r>
-        <w:t>연구개발 이력</w:t>
+        <w:rPr>
+          <w:rFonts w:ascii="맑은 고딕" w:hAnsi="맑은 고딕" w:eastAsia="맑은 고딕"/>
+          <w:b/>
+          <w:sz w:val="28"/>
+        </w:rPr>
+        <w:t>■ 연구개발 이력</w:t>
       </w:r>
     </w:p>
     <w:tbl>
@@ -390,6 +518,11 @@
           </w:tcPr>
           <w:p>
             <w:r>
+              <w:rPr>
+                <w:rFonts w:ascii="맑은 고딕" w:hAnsi="맑은 고딕" w:eastAsia="맑은 고딕"/>
+                <w:b/>
+                <w:sz w:val="20"/>
+              </w:rPr>
               <w:t>기간</w:t>
             </w:r>
           </w:p>
@@ -401,6 +534,11 @@
           </w:tcPr>
           <w:p>
             <w:r>
+              <w:rPr>
+                <w:rFonts w:ascii="맑은 고딕" w:hAnsi="맑은 고딕" w:eastAsia="맑은 고딕"/>
+                <w:b/>
+                <w:sz w:val="20"/>
+              </w:rPr>
               <w:t>과제명</w:t>
             </w:r>
           </w:p>
@@ -412,6 +550,11 @@
           </w:tcPr>
           <w:p>
             <w:r>
+              <w:rPr>
+                <w:rFonts w:ascii="맑은 고딕" w:hAnsi="맑은 고딕" w:eastAsia="맑은 고딕"/>
+                <w:b/>
+                <w:sz w:val="20"/>
+              </w:rPr>
               <w:t>역할</w:t>
             </w:r>
           </w:p>
@@ -423,6 +566,11 @@
           </w:tcPr>
           <w:p>
             <w:r>
+              <w:rPr>
+                <w:rFonts w:ascii="맑은 고딕" w:hAnsi="맑은 고딕" w:eastAsia="맑은 고딕"/>
+                <w:b/>
+                <w:sz w:val="20"/>
+              </w:rPr>
               <w:t>비고</w:t>
             </w:r>
           </w:p>
@@ -435,6 +583,10 @@
           </w:tcPr>
           <w:p>
             <w:r>
+              <w:rPr>
+                <w:rFonts w:ascii="맑은 고딕" w:hAnsi="맑은 고딕" w:eastAsia="맑은 고딕"/>
+                <w:sz w:val="20"/>
+              </w:rPr>
               <w:t>2022.09 ~ 2024.08</w:t>
             </w:r>
           </w:p>
@@ -445,6 +597,10 @@
           </w:tcPr>
           <w:p>
             <w:r>
+              <w:rPr>
+                <w:rFonts w:ascii="맑은 고딕" w:hAnsi="맑은 고딕" w:eastAsia="맑은 고딕"/>
+                <w:sz w:val="20"/>
+              </w:rPr>
               <w:t>세컨핸드 의류 재상품화 공정 자동화 시스템 기반 패션 플랫폼 개발</w:t>
             </w:r>
           </w:p>
@@ -455,6 +611,10 @@
           </w:tcPr>
           <w:p>
             <w:r>
+              <w:rPr>
+                <w:rFonts w:ascii="맑은 고딕" w:hAnsi="맑은 고딕" w:eastAsia="맑은 고딕"/>
+                <w:sz w:val="20"/>
+              </w:rPr>
               <w:t>행정·예산 관리</w:t>
             </w:r>
           </w:p>
@@ -465,6 +625,10 @@
           </w:tcPr>
           <w:p>
             <w:r>
+              <w:rPr>
+                <w:rFonts w:ascii="맑은 고딕" w:hAnsi="맑은 고딕" w:eastAsia="맑은 고딕"/>
+                <w:sz w:val="20"/>
+              </w:rPr>
               <w:t>TIPS R&amp;D</w:t>
             </w:r>
           </w:p>
@@ -473,76 +637,87 @@
     </w:tbl>
     <w:p/>
     <w:p>
-      <w:pPr>
-        <w:pStyle w:val="Heading1"/>
-      </w:pPr>
       <w:r>
-        <w:t>본 과제 수행 시 역할</w:t>
+        <w:rPr>
+          <w:rFonts w:ascii="맑은 고딕" w:hAnsi="맑은 고딕" w:eastAsia="맑은 고딕"/>
+          <w:b/>
+          <w:sz w:val="28"/>
+        </w:rPr>
+        <w:t>■ 본 과제 수행 시 역할</w:t>
       </w:r>
     </w:p>
     <w:p>
-      <w:pPr>
-        <w:pStyle w:val="ListBullet"/>
-      </w:pPr>
       <w:r>
-        <w:t>정부과제 행정 및 예산 관리: 창업성장기술개발과제, TIPS R&amp;D 등 정부 R&amp;D 과제 행정 업무 총괄</w:t>
+        <w:rPr>
+          <w:rFonts w:ascii="맑은 고딕" w:hAnsi="맑은 고딕" w:eastAsia="맑은 고딕"/>
+          <w:sz w:val="20"/>
+        </w:rPr>
+        <w:t>• 정부과제 행정 및 예산 관리: 창업성장기술개발과제, TIPS R&amp;D 등 정부 R&amp;D 과제 행정 업무 총괄</w:t>
       </w:r>
     </w:p>
     <w:p>
-      <w:pPr>
-        <w:pStyle w:val="ListBullet"/>
-      </w:pPr>
       <w:r>
-        <w:t>특허 출원 행정 지원: 특허 3건 출원 관련 행정 절차 지원</w:t>
+        <w:rPr>
+          <w:rFonts w:ascii="맑은 고딕" w:hAnsi="맑은 고딕" w:eastAsia="맑은 고딕"/>
+          <w:sz w:val="20"/>
+        </w:rPr>
+        <w:t>• 특허 출원 행정 지원: 특허 3건 출원 관련 행정 절차 지원</w:t>
       </w:r>
     </w:p>
     <w:p>
-      <w:pPr>
-        <w:pStyle w:val="ListBullet"/>
-      </w:pPr>
       <w:r>
-        <w:t>IR 및 사업화 연계 지원: Seed, Series A 투자 유치 IR 자료 작성 지원</w:t>
+        <w:rPr>
+          <w:rFonts w:ascii="맑은 고딕" w:hAnsi="맑은 고딕" w:eastAsia="맑은 고딕"/>
+          <w:sz w:val="20"/>
+        </w:rPr>
+        <w:t>• IR 및 사업화 연계 지원: Seed, Series A 투자 유치 IR 자료 작성 지원</w:t>
       </w:r>
     </w:p>
     <w:p>
-      <w:pPr>
-        <w:pStyle w:val="ListBullet"/>
-      </w:pPr>
       <w:r>
-        <w:t>실험 운영 보조: 4단계 within-person 실험 현장 운영 및 데이터 수집 보조</w:t>
+        <w:rPr>
+          <w:rFonts w:ascii="맑은 고딕" w:hAnsi="맑은 고딕" w:eastAsia="맑은 고딕"/>
+          <w:sz w:val="20"/>
+        </w:rPr>
+        <w:t>• 실험 운영 보조: 4단계 within-person 실험 현장 운영 및 데이터 수집 보조</w:t>
       </w:r>
     </w:p>
     <w:p/>
     <w:p>
-      <w:pPr>
-        <w:pStyle w:val="Heading1"/>
-      </w:pPr>
       <w:r>
-        <w:t>핵심 역량</w:t>
+        <w:rPr>
+          <w:rFonts w:ascii="맑은 고딕" w:hAnsi="맑은 고딕" w:eastAsia="맑은 고딕"/>
+          <w:b/>
+          <w:sz w:val="28"/>
+        </w:rPr>
+        <w:t>■ 핵심 역량</w:t>
       </w:r>
     </w:p>
     <w:p>
-      <w:pPr>
-        <w:pStyle w:val="ListBullet"/>
-      </w:pPr>
       <w:r>
-        <w:t>회계학 전공 기반 재무·예산 관리 전문성</w:t>
+        <w:rPr>
+          <w:rFonts w:ascii="맑은 고딕" w:hAnsi="맑은 고딕" w:eastAsia="맑은 고딕"/>
+          <w:sz w:val="20"/>
+        </w:rPr>
+        <w:t>• 회계학 전공 기반 재무·예산 관리 전문성</w:t>
       </w:r>
     </w:p>
     <w:p>
-      <w:pPr>
-        <w:pStyle w:val="ListBullet"/>
-      </w:pPr>
       <w:r>
-        <w:t>TIPS R&amp;D 과제 수행 경험을 통한 정부 R&amp;D 행정 실무 역량</w:t>
+        <w:rPr>
+          <w:rFonts w:ascii="맑은 고딕" w:hAnsi="맑은 고딕" w:eastAsia="맑은 고딕"/>
+          <w:sz w:val="20"/>
+        </w:rPr>
+        <w:t>• TIPS R&amp;D 과제 수행 경험을 통한 정부 R&amp;D 행정 실무 역량</w:t>
       </w:r>
     </w:p>
     <w:p>
-      <w:pPr>
-        <w:pStyle w:val="ListBullet"/>
-      </w:pPr>
       <w:r>
-        <w:t>스타트업 경영지원 경험을 통한 IR·사업화 지원 역량</w:t>
+        <w:rPr>
+          <w:rFonts w:ascii="맑은 고딕" w:hAnsi="맑은 고딕" w:eastAsia="맑은 고딕"/>
+          <w:sz w:val="20"/>
+        </w:rPr>
+        <w:t>• 스타트업 경영지원 경험을 통한 IR·사업화 지원 역량</w:t>
       </w:r>
     </w:p>
     <w:sectPr>
@@ -918,6 +1093,9 @@
     <w:name w:val="Normal"/>
     <w:qFormat/>
     <w:rsid w:val="00FC693F"/>
+    <w:rPr>
+      <w:rFonts w:ascii="맑은 고딕" w:hAnsi="맑은 고딕" w:eastAsia="맑은 고딕"/>
+    </w:rPr>
   </w:style>
   <w:style w:type="paragraph" w:styleId="Header">
     <w:name w:val="header"/>

--- a/projects/R&D_DDD_3rd/이력서_박동일.docx
+++ b/projects/R&D_DDD_3rd/이력서_박동일.docx
@@ -8,7 +8,7 @@
       </w:pPr>
       <w:r>
         <w:rPr>
-          <w:rFonts w:ascii="맑은 고딕" w:hAnsi="맑은 고딕" w:eastAsia="맑은 고딕"/>
+          <w:rFonts w:ascii="NanumGothic" w:hAnsi="NanumGothic" w:eastAsia="NanumGothic" w:cs="NanumGothic"/>
           <w:b/>
           <w:sz w:val="48"/>
         </w:rPr>
@@ -19,7 +19,7 @@
     <w:p>
       <w:r>
         <w:rPr>
-          <w:rFonts w:ascii="맑은 고딕" w:hAnsi="맑은 고딕" w:eastAsia="맑은 고딕"/>
+          <w:rFonts w:ascii="NanumGothic" w:hAnsi="NanumGothic" w:eastAsia="NanumGothic" w:cs="NanumGothic"/>
           <w:b/>
           <w:sz w:val="28"/>
         </w:rPr>
@@ -40,12 +40,12 @@
         <w:tc>
           <w:tcPr>
             <w:tcW w:type="dxa" w:w="4320"/>
-            <w:shd w:fill="E6E6E6"/>
+            <w:shd w:fill="DDDDDD"/>
           </w:tcPr>
           <w:p>
             <w:r>
               <w:rPr>
-                <w:rFonts w:ascii="맑은 고딕" w:hAnsi="맑은 고딕" w:eastAsia="맑은 고딕"/>
+                <w:rFonts w:ascii="NanumGothic" w:hAnsi="NanumGothic" w:eastAsia="NanumGothic" w:cs="NanumGothic"/>
                 <w:b/>
                 <w:sz w:val="20"/>
               </w:rPr>
@@ -60,7 +60,8 @@
           <w:p>
             <w:r>
               <w:rPr>
-                <w:rFonts w:ascii="맑은 고딕" w:hAnsi="맑은 고딕" w:eastAsia="맑은 고딕"/>
+                <w:rFonts w:ascii="NanumGothic" w:hAnsi="NanumGothic" w:eastAsia="NanumGothic" w:cs="NanumGothic"/>
+                <w:b w:val="0"/>
                 <w:sz w:val="20"/>
               </w:rPr>
               <w:t>박동일</w:t>
@@ -72,12 +73,12 @@
         <w:tc>
           <w:tcPr>
             <w:tcW w:type="dxa" w:w="4320"/>
-            <w:shd w:fill="E6E6E6"/>
+            <w:shd w:fill="DDDDDD"/>
           </w:tcPr>
           <w:p>
             <w:r>
               <w:rPr>
-                <w:rFonts w:ascii="맑은 고딕" w:hAnsi="맑은 고딕" w:eastAsia="맑은 고딕"/>
+                <w:rFonts w:ascii="NanumGothic" w:hAnsi="NanumGothic" w:eastAsia="NanumGothic" w:cs="NanumGothic"/>
                 <w:b/>
                 <w:sz w:val="20"/>
               </w:rPr>
@@ -92,7 +93,8 @@
           <w:p>
             <w:r>
               <w:rPr>
-                <w:rFonts w:ascii="맑은 고딕" w:hAnsi="맑은 고딕" w:eastAsia="맑은 고딕"/>
+                <w:rFonts w:ascii="NanumGothic" w:hAnsi="NanumGothic" w:eastAsia="NanumGothic" w:cs="NanumGothic"/>
+                <w:b w:val="0"/>
                 <w:sz w:val="20"/>
               </w:rPr>
               <w:t>㈜위브원 보조원</w:t>
@@ -104,12 +106,12 @@
         <w:tc>
           <w:tcPr>
             <w:tcW w:type="dxa" w:w="4320"/>
-            <w:shd w:fill="E6E6E6"/>
+            <w:shd w:fill="DDDDDD"/>
           </w:tcPr>
           <w:p>
             <w:r>
               <w:rPr>
-                <w:rFonts w:ascii="맑은 고딕" w:hAnsi="맑은 고딕" w:eastAsia="맑은 고딕"/>
+                <w:rFonts w:ascii="NanumGothic" w:hAnsi="NanumGothic" w:eastAsia="NanumGothic" w:cs="NanumGothic"/>
                 <w:b/>
                 <w:sz w:val="20"/>
               </w:rPr>
@@ -124,7 +126,8 @@
           <w:p>
             <w:r>
               <w:rPr>
-                <w:rFonts w:ascii="맑은 고딕" w:hAnsi="맑은 고딕" w:eastAsia="맑은 고딕"/>
+                <w:rFonts w:ascii="NanumGothic" w:hAnsi="NanumGothic" w:eastAsia="NanumGothic" w:cs="NanumGothic"/>
+                <w:b w:val="0"/>
                 <w:sz w:val="20"/>
               </w:rPr>
               <w:t>행정·IR 지원</w:t>
@@ -137,7 +140,7 @@
     <w:p>
       <w:r>
         <w:rPr>
-          <w:rFonts w:ascii="맑은 고딕" w:hAnsi="맑은 고딕" w:eastAsia="맑은 고딕"/>
+          <w:rFonts w:ascii="NanumGothic" w:hAnsi="NanumGothic" w:eastAsia="NanumGothic" w:cs="NanumGothic"/>
           <w:b/>
           <w:sz w:val="28"/>
         </w:rPr>
@@ -160,12 +163,12 @@
         <w:tc>
           <w:tcPr>
             <w:tcW w:type="dxa" w:w="2160"/>
-            <w:shd w:fill="E6E6E6"/>
+            <w:shd w:fill="DDDDDD"/>
           </w:tcPr>
           <w:p>
             <w:r>
               <w:rPr>
-                <w:rFonts w:ascii="맑은 고딕" w:hAnsi="맑은 고딕" w:eastAsia="맑은 고딕"/>
+                <w:rFonts w:ascii="NanumGothic" w:hAnsi="NanumGothic" w:eastAsia="NanumGothic" w:cs="NanumGothic"/>
                 <w:b/>
                 <w:sz w:val="20"/>
               </w:rPr>
@@ -176,12 +179,12 @@
         <w:tc>
           <w:tcPr>
             <w:tcW w:type="dxa" w:w="2160"/>
-            <w:shd w:fill="E6E6E6"/>
+            <w:shd w:fill="DDDDDD"/>
           </w:tcPr>
           <w:p>
             <w:r>
               <w:rPr>
-                <w:rFonts w:ascii="맑은 고딕" w:hAnsi="맑은 고딕" w:eastAsia="맑은 고딕"/>
+                <w:rFonts w:ascii="NanumGothic" w:hAnsi="NanumGothic" w:eastAsia="NanumGothic" w:cs="NanumGothic"/>
                 <w:b/>
                 <w:sz w:val="20"/>
               </w:rPr>
@@ -192,12 +195,12 @@
         <w:tc>
           <w:tcPr>
             <w:tcW w:type="dxa" w:w="2160"/>
-            <w:shd w:fill="E6E6E6"/>
+            <w:shd w:fill="DDDDDD"/>
           </w:tcPr>
           <w:p>
             <w:r>
               <w:rPr>
-                <w:rFonts w:ascii="맑은 고딕" w:hAnsi="맑은 고딕" w:eastAsia="맑은 고딕"/>
+                <w:rFonts w:ascii="NanumGothic" w:hAnsi="NanumGothic" w:eastAsia="NanumGothic" w:cs="NanumGothic"/>
                 <w:b/>
                 <w:sz w:val="20"/>
               </w:rPr>
@@ -208,12 +211,12 @@
         <w:tc>
           <w:tcPr>
             <w:tcW w:type="dxa" w:w="2160"/>
-            <w:shd w:fill="E6E6E6"/>
+            <w:shd w:fill="DDDDDD"/>
           </w:tcPr>
           <w:p>
             <w:r>
               <w:rPr>
-                <w:rFonts w:ascii="맑은 고딕" w:hAnsi="맑은 고딕" w:eastAsia="맑은 고딕"/>
+                <w:rFonts w:ascii="NanumGothic" w:hAnsi="NanumGothic" w:eastAsia="NanumGothic" w:cs="NanumGothic"/>
                 <w:b/>
                 <w:sz w:val="20"/>
               </w:rPr>
@@ -230,7 +233,8 @@
           <w:p>
             <w:r>
               <w:rPr>
-                <w:rFonts w:ascii="맑은 고딕" w:hAnsi="맑은 고딕" w:eastAsia="맑은 고딕"/>
+                <w:rFonts w:ascii="NanumGothic" w:hAnsi="NanumGothic" w:eastAsia="NanumGothic" w:cs="NanumGothic"/>
+                <w:b w:val="0"/>
                 <w:sz w:val="20"/>
               </w:rPr>
               <w:t>2018.03 ~ 2024.02</w:t>
@@ -244,7 +248,8 @@
           <w:p>
             <w:r>
               <w:rPr>
-                <w:rFonts w:ascii="맑은 고딕" w:hAnsi="맑은 고딕" w:eastAsia="맑은 고딕"/>
+                <w:rFonts w:ascii="NanumGothic" w:hAnsi="NanumGothic" w:eastAsia="NanumGothic" w:cs="NanumGothic"/>
+                <w:b w:val="0"/>
                 <w:sz w:val="20"/>
               </w:rPr>
               <w:t>한밭대학교</w:t>
@@ -258,7 +263,8 @@
           <w:p>
             <w:r>
               <w:rPr>
-                <w:rFonts w:ascii="맑은 고딕" w:hAnsi="맑은 고딕" w:eastAsia="맑은 고딕"/>
+                <w:rFonts w:ascii="NanumGothic" w:hAnsi="NanumGothic" w:eastAsia="NanumGothic" w:cs="NanumGothic"/>
+                <w:b w:val="0"/>
                 <w:sz w:val="20"/>
               </w:rPr>
               <w:t>회계학</w:t>
@@ -272,7 +278,8 @@
           <w:p>
             <w:r>
               <w:rPr>
-                <w:rFonts w:ascii="맑은 고딕" w:hAnsi="맑은 고딕" w:eastAsia="맑은 고딕"/>
+                <w:rFonts w:ascii="NanumGothic" w:hAnsi="NanumGothic" w:eastAsia="NanumGothic" w:cs="NanumGothic"/>
+                <w:b w:val="0"/>
                 <w:sz w:val="20"/>
               </w:rPr>
               <w:t>학사</w:t>
@@ -285,7 +292,7 @@
     <w:p>
       <w:r>
         <w:rPr>
-          <w:rFonts w:ascii="맑은 고딕" w:hAnsi="맑은 고딕" w:eastAsia="맑은 고딕"/>
+          <w:rFonts w:ascii="NanumGothic" w:hAnsi="NanumGothic" w:eastAsia="NanumGothic" w:cs="NanumGothic"/>
           <w:b/>
           <w:sz w:val="28"/>
         </w:rPr>
@@ -308,12 +315,12 @@
         <w:tc>
           <w:tcPr>
             <w:tcW w:type="dxa" w:w="2160"/>
-            <w:shd w:fill="E6E6E6"/>
+            <w:shd w:fill="DDDDDD"/>
           </w:tcPr>
           <w:p>
             <w:r>
               <w:rPr>
-                <w:rFonts w:ascii="맑은 고딕" w:hAnsi="맑은 고딕" w:eastAsia="맑은 고딕"/>
+                <w:rFonts w:ascii="NanumGothic" w:hAnsi="NanumGothic" w:eastAsia="NanumGothic" w:cs="NanumGothic"/>
                 <w:b/>
                 <w:sz w:val="20"/>
               </w:rPr>
@@ -324,12 +331,12 @@
         <w:tc>
           <w:tcPr>
             <w:tcW w:type="dxa" w:w="2160"/>
-            <w:shd w:fill="E6E6E6"/>
+            <w:shd w:fill="DDDDDD"/>
           </w:tcPr>
           <w:p>
             <w:r>
               <w:rPr>
-                <w:rFonts w:ascii="맑은 고딕" w:hAnsi="맑은 고딕" w:eastAsia="맑은 고딕"/>
+                <w:rFonts w:ascii="NanumGothic" w:hAnsi="NanumGothic" w:eastAsia="NanumGothic" w:cs="NanumGothic"/>
                 <w:b/>
                 <w:sz w:val="20"/>
               </w:rPr>
@@ -340,12 +347,12 @@
         <w:tc>
           <w:tcPr>
             <w:tcW w:type="dxa" w:w="2160"/>
-            <w:shd w:fill="E6E6E6"/>
+            <w:shd w:fill="DDDDDD"/>
           </w:tcPr>
           <w:p>
             <w:r>
               <w:rPr>
-                <w:rFonts w:ascii="맑은 고딕" w:hAnsi="맑은 고딕" w:eastAsia="맑은 고딕"/>
+                <w:rFonts w:ascii="NanumGothic" w:hAnsi="NanumGothic" w:eastAsia="NanumGothic" w:cs="NanumGothic"/>
                 <w:b/>
                 <w:sz w:val="20"/>
               </w:rPr>
@@ -356,12 +363,12 @@
         <w:tc>
           <w:tcPr>
             <w:tcW w:type="dxa" w:w="2160"/>
-            <w:shd w:fill="E6E6E6"/>
+            <w:shd w:fill="DDDDDD"/>
           </w:tcPr>
           <w:p>
             <w:r>
               <w:rPr>
-                <w:rFonts w:ascii="맑은 고딕" w:hAnsi="맑은 고딕" w:eastAsia="맑은 고딕"/>
+                <w:rFonts w:ascii="NanumGothic" w:hAnsi="NanumGothic" w:eastAsia="NanumGothic" w:cs="NanumGothic"/>
                 <w:b/>
                 <w:sz w:val="20"/>
               </w:rPr>
@@ -378,7 +385,8 @@
           <w:p>
             <w:r>
               <w:rPr>
-                <w:rFonts w:ascii="맑은 고딕" w:hAnsi="맑은 고딕" w:eastAsia="맑은 고딕"/>
+                <w:rFonts w:ascii="NanumGothic" w:hAnsi="NanumGothic" w:eastAsia="NanumGothic" w:cs="NanumGothic"/>
+                <w:b w:val="0"/>
                 <w:sz w:val="20"/>
               </w:rPr>
               <w:t>2022.09 ~ 2024.08</w:t>
@@ -392,7 +400,8 @@
           <w:p>
             <w:r>
               <w:rPr>
-                <w:rFonts w:ascii="맑은 고딕" w:hAnsi="맑은 고딕" w:eastAsia="맑은 고딕"/>
+                <w:rFonts w:ascii="NanumGothic" w:hAnsi="NanumGothic" w:eastAsia="NanumGothic" w:cs="NanumGothic"/>
+                <w:b w:val="0"/>
                 <w:sz w:val="20"/>
               </w:rPr>
               <w:t>패션 커머스 스타트업</w:t>
@@ -406,7 +415,8 @@
           <w:p>
             <w:r>
               <w:rPr>
-                <w:rFonts w:ascii="맑은 고딕" w:hAnsi="맑은 고딕" w:eastAsia="맑은 고딕"/>
+                <w:rFonts w:ascii="NanumGothic" w:hAnsi="NanumGothic" w:eastAsia="NanumGothic" w:cs="NanumGothic"/>
+                <w:b w:val="0"/>
                 <w:sz w:val="20"/>
               </w:rPr>
               <w:t>경영지원</w:t>
@@ -420,7 +430,8 @@
           <w:p>
             <w:r>
               <w:rPr>
-                <w:rFonts w:ascii="맑은 고딕" w:hAnsi="맑은 고딕" w:eastAsia="맑은 고딕"/>
+                <w:rFonts w:ascii="NanumGothic" w:hAnsi="NanumGothic" w:eastAsia="NanumGothic" w:cs="NanumGothic"/>
+                <w:b w:val="0"/>
                 <w:sz w:val="20"/>
               </w:rPr>
               <w:t>TIPS R&amp;D 과제 행정·예산 관리</w:t>
@@ -436,7 +447,8 @@
           <w:p>
             <w:r>
               <w:rPr>
-                <w:rFonts w:ascii="맑은 고딕" w:hAnsi="맑은 고딕" w:eastAsia="맑은 고딕"/>
+                <w:rFonts w:ascii="NanumGothic" w:hAnsi="NanumGothic" w:eastAsia="NanumGothic" w:cs="NanumGothic"/>
+                <w:b w:val="0"/>
                 <w:sz w:val="20"/>
               </w:rPr>
               <w:t>2024.09 ~ 현재</w:t>
@@ -450,7 +462,8 @@
           <w:p>
             <w:r>
               <w:rPr>
-                <w:rFonts w:ascii="맑은 고딕" w:hAnsi="맑은 고딕" w:eastAsia="맑은 고딕"/>
+                <w:rFonts w:ascii="NanumGothic" w:hAnsi="NanumGothic" w:eastAsia="NanumGothic" w:cs="NanumGothic"/>
+                <w:b w:val="0"/>
                 <w:sz w:val="20"/>
               </w:rPr>
               <w:t>㈜위브원</w:t>
@@ -464,7 +477,8 @@
           <w:p>
             <w:r>
               <w:rPr>
-                <w:rFonts w:ascii="맑은 고딕" w:hAnsi="맑은 고딕" w:eastAsia="맑은 고딕"/>
+                <w:rFonts w:ascii="NanumGothic" w:hAnsi="NanumGothic" w:eastAsia="NanumGothic" w:cs="NanumGothic"/>
+                <w:b w:val="0"/>
                 <w:sz w:val="20"/>
               </w:rPr>
               <w:t>보조원</w:t>
@@ -478,7 +492,8 @@
           <w:p>
             <w:r>
               <w:rPr>
-                <w:rFonts w:ascii="맑은 고딕" w:hAnsi="맑은 고딕" w:eastAsia="맑은 고딕"/>
+                <w:rFonts w:ascii="NanumGothic" w:hAnsi="NanumGothic" w:eastAsia="NanumGothic" w:cs="NanumGothic"/>
+                <w:b w:val="0"/>
                 <w:sz w:val="20"/>
               </w:rPr>
               <w:t>정부과제 행정·예산 관리, IR 지원</w:t>
@@ -491,7 +506,7 @@
     <w:p>
       <w:r>
         <w:rPr>
-          <w:rFonts w:ascii="맑은 고딕" w:hAnsi="맑은 고딕" w:eastAsia="맑은 고딕"/>
+          <w:rFonts w:ascii="NanumGothic" w:hAnsi="NanumGothic" w:eastAsia="NanumGothic" w:cs="NanumGothic"/>
           <w:b/>
           <w:sz w:val="28"/>
         </w:rPr>
@@ -514,12 +529,12 @@
         <w:tc>
           <w:tcPr>
             <w:tcW w:type="dxa" w:w="2160"/>
-            <w:shd w:fill="E6E6E6"/>
+            <w:shd w:fill="DDDDDD"/>
           </w:tcPr>
           <w:p>
             <w:r>
               <w:rPr>
-                <w:rFonts w:ascii="맑은 고딕" w:hAnsi="맑은 고딕" w:eastAsia="맑은 고딕"/>
+                <w:rFonts w:ascii="NanumGothic" w:hAnsi="NanumGothic" w:eastAsia="NanumGothic" w:cs="NanumGothic"/>
                 <w:b/>
                 <w:sz w:val="20"/>
               </w:rPr>
@@ -530,12 +545,12 @@
         <w:tc>
           <w:tcPr>
             <w:tcW w:type="dxa" w:w="2160"/>
-            <w:shd w:fill="E6E6E6"/>
+            <w:shd w:fill="DDDDDD"/>
           </w:tcPr>
           <w:p>
             <w:r>
               <w:rPr>
-                <w:rFonts w:ascii="맑은 고딕" w:hAnsi="맑은 고딕" w:eastAsia="맑은 고딕"/>
+                <w:rFonts w:ascii="NanumGothic" w:hAnsi="NanumGothic" w:eastAsia="NanumGothic" w:cs="NanumGothic"/>
                 <w:b/>
                 <w:sz w:val="20"/>
               </w:rPr>
@@ -546,12 +561,12 @@
         <w:tc>
           <w:tcPr>
             <w:tcW w:type="dxa" w:w="2160"/>
-            <w:shd w:fill="E6E6E6"/>
+            <w:shd w:fill="DDDDDD"/>
           </w:tcPr>
           <w:p>
             <w:r>
               <w:rPr>
-                <w:rFonts w:ascii="맑은 고딕" w:hAnsi="맑은 고딕" w:eastAsia="맑은 고딕"/>
+                <w:rFonts w:ascii="NanumGothic" w:hAnsi="NanumGothic" w:eastAsia="NanumGothic" w:cs="NanumGothic"/>
                 <w:b/>
                 <w:sz w:val="20"/>
               </w:rPr>
@@ -562,12 +577,12 @@
         <w:tc>
           <w:tcPr>
             <w:tcW w:type="dxa" w:w="2160"/>
-            <w:shd w:fill="E6E6E6"/>
+            <w:shd w:fill="DDDDDD"/>
           </w:tcPr>
           <w:p>
             <w:r>
               <w:rPr>
-                <w:rFonts w:ascii="맑은 고딕" w:hAnsi="맑은 고딕" w:eastAsia="맑은 고딕"/>
+                <w:rFonts w:ascii="NanumGothic" w:hAnsi="NanumGothic" w:eastAsia="NanumGothic" w:cs="NanumGothic"/>
                 <w:b/>
                 <w:sz w:val="20"/>
               </w:rPr>
@@ -584,7 +599,8 @@
           <w:p>
             <w:r>
               <w:rPr>
-                <w:rFonts w:ascii="맑은 고딕" w:hAnsi="맑은 고딕" w:eastAsia="맑은 고딕"/>
+                <w:rFonts w:ascii="NanumGothic" w:hAnsi="NanumGothic" w:eastAsia="NanumGothic" w:cs="NanumGothic"/>
+                <w:b w:val="0"/>
                 <w:sz w:val="20"/>
               </w:rPr>
               <w:t>2022.09 ~ 2024.08</w:t>
@@ -598,7 +614,8 @@
           <w:p>
             <w:r>
               <w:rPr>
-                <w:rFonts w:ascii="맑은 고딕" w:hAnsi="맑은 고딕" w:eastAsia="맑은 고딕"/>
+                <w:rFonts w:ascii="NanumGothic" w:hAnsi="NanumGothic" w:eastAsia="NanumGothic" w:cs="NanumGothic"/>
+                <w:b w:val="0"/>
                 <w:sz w:val="20"/>
               </w:rPr>
               <w:t>세컨핸드 의류 재상품화 공정 자동화 시스템 기반 패션 플랫폼 개발</w:t>
@@ -612,7 +629,8 @@
           <w:p>
             <w:r>
               <w:rPr>
-                <w:rFonts w:ascii="맑은 고딕" w:hAnsi="맑은 고딕" w:eastAsia="맑은 고딕"/>
+                <w:rFonts w:ascii="NanumGothic" w:hAnsi="NanumGothic" w:eastAsia="NanumGothic" w:cs="NanumGothic"/>
+                <w:b w:val="0"/>
                 <w:sz w:val="20"/>
               </w:rPr>
               <w:t>행정·예산 관리</w:t>
@@ -626,7 +644,8 @@
           <w:p>
             <w:r>
               <w:rPr>
-                <w:rFonts w:ascii="맑은 고딕" w:hAnsi="맑은 고딕" w:eastAsia="맑은 고딕"/>
+                <w:rFonts w:ascii="NanumGothic" w:hAnsi="NanumGothic" w:eastAsia="NanumGothic" w:cs="NanumGothic"/>
+                <w:b w:val="0"/>
                 <w:sz w:val="20"/>
               </w:rPr>
               <w:t>TIPS R&amp;D</w:t>
@@ -639,7 +658,7 @@
     <w:p>
       <w:r>
         <w:rPr>
-          <w:rFonts w:ascii="맑은 고딕" w:hAnsi="맑은 고딕" w:eastAsia="맑은 고딕"/>
+          <w:rFonts w:ascii="NanumGothic" w:hAnsi="NanumGothic" w:eastAsia="NanumGothic" w:cs="NanumGothic"/>
           <w:b/>
           <w:sz w:val="28"/>
         </w:rPr>
@@ -649,7 +668,8 @@
     <w:p>
       <w:r>
         <w:rPr>
-          <w:rFonts w:ascii="맑은 고딕" w:hAnsi="맑은 고딕" w:eastAsia="맑은 고딕"/>
+          <w:rFonts w:ascii="NanumGothic" w:hAnsi="NanumGothic" w:eastAsia="NanumGothic" w:cs="NanumGothic"/>
+          <w:b w:val="0"/>
           <w:sz w:val="20"/>
         </w:rPr>
         <w:t>• 정부과제 행정 및 예산 관리: 창업성장기술개발과제, TIPS R&amp;D 등 정부 R&amp;D 과제 행정 업무 총괄</w:t>
@@ -658,7 +678,8 @@
     <w:p>
       <w:r>
         <w:rPr>
-          <w:rFonts w:ascii="맑은 고딕" w:hAnsi="맑은 고딕" w:eastAsia="맑은 고딕"/>
+          <w:rFonts w:ascii="NanumGothic" w:hAnsi="NanumGothic" w:eastAsia="NanumGothic" w:cs="NanumGothic"/>
+          <w:b w:val="0"/>
           <w:sz w:val="20"/>
         </w:rPr>
         <w:t>• 특허 출원 행정 지원: 특허 3건 출원 관련 행정 절차 지원</w:t>
@@ -667,7 +688,8 @@
     <w:p>
       <w:r>
         <w:rPr>
-          <w:rFonts w:ascii="맑은 고딕" w:hAnsi="맑은 고딕" w:eastAsia="맑은 고딕"/>
+          <w:rFonts w:ascii="NanumGothic" w:hAnsi="NanumGothic" w:eastAsia="NanumGothic" w:cs="NanumGothic"/>
+          <w:b w:val="0"/>
           <w:sz w:val="20"/>
         </w:rPr>
         <w:t>• IR 및 사업화 연계 지원: Seed, Series A 투자 유치 IR 자료 작성 지원</w:t>
@@ -676,7 +698,8 @@
     <w:p>
       <w:r>
         <w:rPr>
-          <w:rFonts w:ascii="맑은 고딕" w:hAnsi="맑은 고딕" w:eastAsia="맑은 고딕"/>
+          <w:rFonts w:ascii="NanumGothic" w:hAnsi="NanumGothic" w:eastAsia="NanumGothic" w:cs="NanumGothic"/>
+          <w:b w:val="0"/>
           <w:sz w:val="20"/>
         </w:rPr>
         <w:t>• 실험 운영 보조: 4단계 within-person 실험 현장 운영 및 데이터 수집 보조</w:t>
@@ -686,7 +709,7 @@
     <w:p>
       <w:r>
         <w:rPr>
-          <w:rFonts w:ascii="맑은 고딕" w:hAnsi="맑은 고딕" w:eastAsia="맑은 고딕"/>
+          <w:rFonts w:ascii="NanumGothic" w:hAnsi="NanumGothic" w:eastAsia="NanumGothic" w:cs="NanumGothic"/>
           <w:b/>
           <w:sz w:val="28"/>
         </w:rPr>
@@ -696,7 +719,8 @@
     <w:p>
       <w:r>
         <w:rPr>
-          <w:rFonts w:ascii="맑은 고딕" w:hAnsi="맑은 고딕" w:eastAsia="맑은 고딕"/>
+          <w:rFonts w:ascii="NanumGothic" w:hAnsi="NanumGothic" w:eastAsia="NanumGothic" w:cs="NanumGothic"/>
+          <w:b w:val="0"/>
           <w:sz w:val="20"/>
         </w:rPr>
         <w:t>• 회계학 전공 기반 재무·예산 관리 전문성</w:t>
@@ -705,7 +729,8 @@
     <w:p>
       <w:r>
         <w:rPr>
-          <w:rFonts w:ascii="맑은 고딕" w:hAnsi="맑은 고딕" w:eastAsia="맑은 고딕"/>
+          <w:rFonts w:ascii="NanumGothic" w:hAnsi="NanumGothic" w:eastAsia="NanumGothic" w:cs="NanumGothic"/>
+          <w:b w:val="0"/>
           <w:sz w:val="20"/>
         </w:rPr>
         <w:t>• TIPS R&amp;D 과제 수행 경험을 통한 정부 R&amp;D 행정 실무 역량</w:t>
@@ -714,7 +739,8 @@
     <w:p>
       <w:r>
         <w:rPr>
-          <w:rFonts w:ascii="맑은 고딕" w:hAnsi="맑은 고딕" w:eastAsia="맑은 고딕"/>
+          <w:rFonts w:ascii="NanumGothic" w:hAnsi="NanumGothic" w:eastAsia="NanumGothic" w:cs="NanumGothic"/>
+          <w:b w:val="0"/>
           <w:sz w:val="20"/>
         </w:rPr>
         <w:t>• 스타트업 경영지원 경험을 통한 IR·사업화 지원 역량</w:t>
@@ -1093,9 +1119,6 @@
     <w:name w:val="Normal"/>
     <w:qFormat/>
     <w:rsid w:val="00FC693F"/>
-    <w:rPr>
-      <w:rFonts w:ascii="맑은 고딕" w:hAnsi="맑은 고딕" w:eastAsia="맑은 고딕"/>
-    </w:rPr>
   </w:style>
   <w:style w:type="paragraph" w:styleId="Header">
     <w:name w:val="header"/>
